--- a/backend/templates/trade_facility.docx
+++ b/backend/templates/trade_facility.docx
@@ -69,6 +69,10 @@
       <w:r>
         <w:t>Shipping Bill No.                                                            : {{ shipping_bill_no }}</w:t>
       </w:r>
+      <w:proofErr w:type="gramStart"/>
+      <w:r/>
+      <w:proofErr w:type="gramEnd"/>
+      <w:r/>
     </w:p>
     <w:p>
       <w:pPr>
@@ -79,7 +83,13 @@
         <w:ind w:hanging="360"/>
       </w:pPr>
       <w:r>
-        <w:t xml:space="preserve">NAME OF THE EXPORTER                                    :  {{ exporter_name }} </w:t>
+        <w:t>NAME OF THE EXPORTER                                    :  {{ exporter_name }}</w:t>
+      </w:r>
+      <w:proofErr w:type="gramStart"/>
+      <w:r/>
+      <w:proofErr w:type="gramEnd"/>
+      <w:r>
+        <w:t xml:space="preserve"> </w:t>
       </w:r>
     </w:p>
     <w:p>
@@ -91,7 +101,13 @@
         <w:ind w:hanging="360"/>
       </w:pPr>
       <w:r>
-        <w:t xml:space="preserve">a. IEC NO.                                                                :  {{ iec_no }} </w:t>
+        <w:t>a. IEC NO.                                                                :  {{ iec_no }}</w:t>
+      </w:r>
+      <w:proofErr w:type="gramStart"/>
+      <w:r/>
+      <w:proofErr w:type="gramEnd"/>
+      <w:r>
+        <w:t xml:space="preserve"> </w:t>
       </w:r>
     </w:p>
     <w:p>
@@ -103,7 +119,13 @@
         <w:ind w:hanging="201"/>
       </w:pPr>
       <w:r>
-        <w:t xml:space="preserve">GSTIN                                                                  : {{ exporter_gstin }} </w:t>
+        <w:t>GSTIN                                                                  : {{ exporter_gstin }}</w:t>
+      </w:r>
+      <w:proofErr w:type="gramStart"/>
+      <w:r/>
+      <w:proofErr w:type="gramEnd"/>
+      <w:r>
+        <w:t xml:space="preserve"> </w:t>
       </w:r>
     </w:p>
     <w:p>
@@ -117,6 +139,10 @@
       <w:r>
         <w:t>Branch code                                                       : {{ branch_code }}</w:t>
       </w:r>
+      <w:proofErr w:type="gramStart"/>
+      <w:r/>
+      <w:proofErr w:type="gramEnd"/>
+      <w:r/>
     </w:p>
     <w:p>
       <w:pPr>
@@ -207,9 +233,25 @@
       </w:pPr>
       <w:r>
         <w:t xml:space="preserve">                                                                                     TAMILNADU                                                                                         </w:t>
+      </w:r>
+      <w:r>
         <w:br/>
+      </w:r>
+      <w:r>
         <w:t>4. Date of Examination                                               :  {{ date_of_examination }}</w:t>
       </w:r>
+      <w:r>
+        <w:rPr>
+          <w:rFonts w:ascii="Arial" w:eastAsia="Arial" w:hAnsi="Arial" w:cs="Arial"/>
+        </w:rPr>
+      </w:r>
+      <w:r/>
+      <w:r/>
+      <w:proofErr w:type="gramStart"/>
+      <w:r/>
+      <w:r/>
+      <w:proofErr w:type="gramEnd"/>
+      <w:r/>
     </w:p>
     <w:p>
       <w:pPr>
@@ -220,10 +262,25 @@
         <w:ind w:hanging="360"/>
       </w:pPr>
       <w:r>
-        <w:t xml:space="preserve">Time of Stuffing                                                    :         </w:t>
+        <w:t xml:space="preserve">Time of Stuffing                                                  </w:t>
+      </w:r>
+      <w:proofErr w:type="gramStart"/>
+      <w:r>
+        <w:t xml:space="preserve">  :</w:t>
+      </w:r>
+      <w:proofErr w:type="gramEnd"/>
+      <w:r>
+        <w:t xml:space="preserve">         </w:t>
+      </w:r>
+      <w:r>
         <w:br/>
         <w:t xml:space="preserve">       Starting Time                                                 : {{ starting_time }}</w:t>
       </w:r>
+      <w:r/>
+      <w:proofErr w:type="gramStart"/>
+      <w:r/>
+      <w:proofErr w:type="gramEnd"/>
+      <w:r/>
     </w:p>
     <w:p>
       <w:pPr>
@@ -232,6 +289,10 @@
       <w:r>
         <w:t xml:space="preserve">       Completion Time                                          : {{ completion_time }}</w:t>
       </w:r>
+      <w:proofErr w:type="gramStart"/>
+      <w:r/>
+      <w:proofErr w:type="gramEnd"/>
+      <w:r/>
     </w:p>
     <w:p>
       <w:pPr>
@@ -240,6 +301,10 @@
       <w:r>
         <w:t xml:space="preserve">       Time Taken for Stuffing                                : {{ time_taken }}</w:t>
       </w:r>
+      <w:proofErr w:type="gramStart"/>
+      <w:r/>
+      <w:proofErr w:type="gramEnd"/>
+      <w:r/>
     </w:p>
     <w:p>
       <w:pPr>
@@ -250,7 +315,23 @@
         <w:ind w:hanging="360"/>
       </w:pPr>
       <w:r>
-        <w:t xml:space="preserve">Description of Cargo with quatity                     :  {{ description_of_cargo }} </w:t>
+        <w:t>Description of Cargo with quatity                     :  {{ description_of_cargo }}</w:t>
+      </w:r>
+      <w:proofErr w:type="spellStart"/>
+      <w:r/>
+      <w:proofErr w:type="spellEnd"/>
+      <w:r/>
+      <w:proofErr w:type="gramStart"/>
+      <w:r/>
+      <w:proofErr w:type="gramEnd"/>
+      <w:r/>
+      <w:r/>
+      <w:r/>
+      <w:proofErr w:type="gramStart"/>
+      <w:r/>
+      <w:proofErr w:type="gramEnd"/>
+      <w:r>
+        <w:t xml:space="preserve"> </w:t>
       </w:r>
     </w:p>
     <w:p>
@@ -264,6 +345,10 @@
       <w:r>
         <w:t>Country of final destination                               : {{ country_of_destination }}</w:t>
       </w:r>
+      <w:proofErr w:type="gramStart"/>
+      <w:r/>
+      <w:proofErr w:type="gramEnd"/>
+      <w:r/>
     </w:p>
     <w:p>
       <w:pPr>
@@ -282,10 +367,12 @@
         <w:ind w:left="416"/>
       </w:pPr>
       <w:r>
-        <w:t>Signatory                                                               :  {{ signatory_name }}</w:t>
-        <w:br/>
-        <w:t>{{ signatory_designation }}</w:t>
-      </w:r>
+        <w:t>Signatory                                                               :  {{ signatory_name }}, {{ signatory_designation }}</w:t>
+      </w:r>
+      <w:proofErr w:type="gramStart"/>
+      <w:r/>
+      <w:proofErr w:type="gramEnd"/>
+      <w:r/>
     </w:p>
     <w:p>
       <w:pPr>
@@ -310,6 +397,18 @@
       <w:r>
         <w:t>Export Invoice No.                                      : {{ invoice_no }}                              DT : {{ invoice_date }}</w:t>
       </w:r>
+      <w:proofErr w:type="gramStart"/>
+      <w:r/>
+      <w:proofErr w:type="gramEnd"/>
+      <w:r/>
+      <w:r/>
+      <w:r/>
+      <w:proofErr w:type="gramStart"/>
+      <w:r/>
+      <w:r/>
+      <w:r/>
+      <w:proofErr w:type="gramEnd"/>
+      <w:r/>
     </w:p>
     <w:p>
       <w:pPr>
@@ -320,7 +419,17 @@
         <w:ind w:hanging="360"/>
       </w:pPr>
       <w:r>
-        <w:t xml:space="preserve">Total No of Packages                                  :  {{ total_packages }} CARTONS </w:t>
+        <w:t>Total No of Packages                                  :  {{ total_packages }} CARTONS</w:t>
+      </w:r>
+      <w:proofErr w:type="gramStart"/>
+      <w:r/>
+      <w:proofErr w:type="gramEnd"/>
+      <w:r/>
+      <w:proofErr w:type="gramStart"/>
+      <w:r/>
+      <w:proofErr w:type="gramEnd"/>
+      <w:r>
+        <w:t xml:space="preserve"> </w:t>
       </w:r>
     </w:p>
     <w:p>
@@ -333,10 +442,14 @@
         <w:ind w:hanging="360"/>
       </w:pPr>
       <w:r>
-        <w:t>Name &amp; Address of the Consignee          : {{ consignee_name }}</w:t>
-        <w:br/>
-        <w:t>{{ consignee_address }}</w:t>
-      </w:r>
+        <w:t>Name &amp; Address of the Consignee          : {{ consignee_name }}, {{ consignee_address }}</w:t>
+      </w:r>
+      <w:proofErr w:type="gramStart"/>
+      <w:r/>
+      <w:r/>
+      <w:r/>
+      <w:proofErr w:type="gramEnd"/>
+      <w:r/>
     </w:p>
     <w:p>
       <w:pPr>
@@ -355,7 +468,19 @@
         <w:ind w:left="41" w:right="5264"/>
       </w:pPr>
       <w:r>
-        <w:t xml:space="preserve">       Quantity and their value as per particulars    :   {{ goods_description_verified }}       furnished in Export GST Invoice </w:t>
+        <w:t xml:space="preserve">       Quantity and their value as per particulars  </w:t>
+      </w:r>
+      <w:proofErr w:type="gramStart"/>
+      <w:r>
+        <w:t xml:space="preserve">  :</w:t>
+      </w:r>
+      <w:proofErr w:type="gramEnd"/>
+      <w:r>
+        <w:t xml:space="preserve">   {{ goods_description_verified }}</w:t>
+      </w:r>
+      <w:r/>
+      <w:r>
+        <w:t xml:space="preserve">       furnished in Export GST Invoice </w:t>
       </w:r>
     </w:p>
     <w:p>
@@ -621,58 +746,6 @@
           </w:p>
         </w:tc>
       </w:tr>
-      <w:tr>
-        <w:tc>
-          <w:tcPr>
-            <w:tcW w:type="dxa" w:w="2681"/>
-          </w:tcPr>
-          <w:p>
-            <w:r>
-              <w:t>{{ container_no }}</w:t>
-            </w:r>
-          </w:p>
-        </w:tc>
-        <w:tc>
-          <w:tcPr>
-            <w:tcW w:type="dxa" w:w="2247"/>
-          </w:tcPr>
-          <w:p>
-            <w:r>
-              <w:t>{{ seal_no }}</w:t>
-            </w:r>
-          </w:p>
-        </w:tc>
-        <w:tc>
-          <w:tcPr>
-            <w:tcW w:type="dxa" w:w="2184"/>
-          </w:tcPr>
-          <w:p>
-            <w:r>
-              <w:t>{{ truck_no }}</w:t>
-            </w:r>
-          </w:p>
-        </w:tc>
-        <w:tc>
-          <w:tcPr>
-            <w:tcW w:type="dxa" w:w="1664"/>
-          </w:tcPr>
-          <w:p>
-            <w:r>
-              <w:t>{{ container_size }}</w:t>
-            </w:r>
-          </w:p>
-        </w:tc>
-        <w:tc>
-          <w:tcPr>
-            <w:tcW w:type="dxa" w:w="1858"/>
-          </w:tcPr>
-          <w:p>
-            <w:r>
-              <w:t>{{ packages_in_container }}</w:t>
-            </w:r>
-          </w:p>
-        </w:tc>
-      </w:tr>
     </w:tbl>
     <w:p>
       <w:pPr>
@@ -682,13 +755,25 @@
       <w:r>
         <w:t>2.Starting Time (moving the container to CFS ): {{ container_to_cfs_time }}</w:t>
       </w:r>
+      <w:proofErr w:type="gramStart"/>
+      <w:r/>
+      <w:proofErr w:type="gramEnd"/>
+      <w:r/>
     </w:p>
     <w:p>
       <w:pPr>
         <w:ind w:left="416"/>
       </w:pPr>
       <w:r>
-        <w:t xml:space="preserve">I have examined the goods and the same are found to be as per the declaration. The goods are stuffed in the container and the container was sealed with e-seal under my supervision. The e-seal number is {{ e_seal_number }}, and the colour of the seal is {{ e_seal_colour }}. I undertake full responsibility for any difference in description, quality of the goods.                                                               </w:t>
+        <w:t>I have examined the goods and the same are found to be as per the declaration. The goods are stuffed in the container and the container was sealed with e-seal under my supervision. The e-seal number is {{ e_seal_number }}, and the colour of the seal is {{ e_seal_colour }}.</w:t>
+      </w:r>
+      <w:r/>
+      <w:proofErr w:type="gramStart"/>
+      <w:r/>
+      <w:r/>
+      <w:proofErr w:type="gramEnd"/>
+      <w:r>
+        <w:t xml:space="preserve"> I undertake full responsibility for any difference in description, quality of the goods.                                                               </w:t>
       </w:r>
     </w:p>
     <w:p>
@@ -721,12 +806,34 @@
       </w:r>
     </w:p>
     <w:sectPr>
+      <w:headerReference w:type="default" r:id="rId7"/>
+      <w:footerReference w:type="default" r:id="rId8"/>
       <w:pgSz w:w="11906" w:h="16838"/>
       <w:pgMar w:top="1440" w:right="718" w:bottom="1440" w:left="720" w:header="720" w:footer="720" w:gutter="0"/>
       <w:cols w:space="720"/>
     </w:sectPr>
   </w:body>
 </w:document>
+</file>
+
+<file path=word/footer1.xml><?xml version="1.0" encoding="utf-8"?>
+<w:ftr xmlns:m="http://schemas.openxmlformats.org/officeDocument/2006/math" xmlns:mc="http://schemas.openxmlformats.org/markup-compatibility/2006" xmlns:mo="http://schemas.microsoft.com/office/mac/office/2008/main" xmlns:mv="urn:schemas-microsoft-com:mac:vml" xmlns:o="urn:schemas-microsoft-com:office:office" xmlns:r="http://schemas.openxmlformats.org/officeDocument/2006/relationships" xmlns:v="urn:schemas-microsoft-com:vml" xmlns:w10="urn:schemas-microsoft-com:office:word" xmlns:w14="http://schemas.microsoft.com/office/word/2010/wordml" xmlns:w="http://schemas.openxmlformats.org/wordprocessingml/2006/main" xmlns:wne="http://schemas.microsoft.com/office/word/2006/wordml" xmlns:wp14="http://schemas.microsoft.com/office/word/2010/wordprocessingDrawing" xmlns:wp="http://schemas.openxmlformats.org/drawingml/2006/wordprocessingDrawing" xmlns:wpc="http://schemas.microsoft.com/office/word/2010/wordprocessingCanvas" xmlns:wpg="http://schemas.microsoft.com/office/word/2010/wordprocessingGroup" xmlns:wpi="http://schemas.microsoft.com/office/word/2010/wordprocessingInk" xmlns:wps="http://schemas.microsoft.com/office/word/2010/wordprocessingShape" mc:Ignorable="w14 wp14">
+  <w:p>
+    <w:pPr>
+      <w:pStyle w:val="Footer"/>
+    </w:pPr>
+  </w:p>
+</w:ftr>
+</file>
+
+<file path=word/header1.xml><?xml version="1.0" encoding="utf-8"?>
+<w:hdr xmlns:m="http://schemas.openxmlformats.org/officeDocument/2006/math" xmlns:mc="http://schemas.openxmlformats.org/markup-compatibility/2006" xmlns:mo="http://schemas.microsoft.com/office/mac/office/2008/main" xmlns:mv="urn:schemas-microsoft-com:mac:vml" xmlns:o="urn:schemas-microsoft-com:office:office" xmlns:r="http://schemas.openxmlformats.org/officeDocument/2006/relationships" xmlns:v="urn:schemas-microsoft-com:vml" xmlns:w10="urn:schemas-microsoft-com:office:word" xmlns:w14="http://schemas.microsoft.com/office/word/2010/wordml" xmlns:w="http://schemas.openxmlformats.org/wordprocessingml/2006/main" xmlns:wne="http://schemas.microsoft.com/office/word/2006/wordml" xmlns:wp14="http://schemas.microsoft.com/office/word/2010/wordprocessingDrawing" xmlns:wp="http://schemas.openxmlformats.org/drawingml/2006/wordprocessingDrawing" xmlns:wpc="http://schemas.microsoft.com/office/word/2010/wordprocessingCanvas" xmlns:wpg="http://schemas.microsoft.com/office/word/2010/wordprocessingGroup" xmlns:wpi="http://schemas.microsoft.com/office/word/2010/wordprocessingInk" xmlns:wps="http://schemas.microsoft.com/office/word/2010/wordprocessingShape" mc:Ignorable="w14 wp14">
+  <w:p>
+    <w:pPr>
+      <w:pStyle w:val="Header"/>
+    </w:pPr>
+  </w:p>
+</w:hdr>
 </file>
 
 <file path=word/numbering.xml><?xml version="1.0" encoding="utf-8"?>

--- a/backend/templates/trade_facility.docx
+++ b/backend/templates/trade_facility.docx
@@ -663,11 +663,9 @@
             </w:tcBorders>
           </w:tcPr>
           <w:p>
-            <w:pPr>
-              <w:spacing w:after="0" w:line="259" w:lineRule="auto"/>
-              <w:ind w:left="0" w:firstLine="0"/>
-              <w:jc w:val="left"/>
-            </w:pPr>
+            <w:r>
+              <w:t>{{ container_no }}</w:t>
+            </w:r>
           </w:p>
         </w:tc>
         <w:tc>
@@ -681,13 +679,8 @@
             </w:tcBorders>
           </w:tcPr>
           <w:p>
-            <w:pPr>
-              <w:spacing w:after="0" w:line="259" w:lineRule="auto"/>
-              <w:ind w:left="0" w:firstLine="0"/>
-              <w:jc w:val="left"/>
-            </w:pPr>
             <w:r>
-              <w:t xml:space="preserve"> </w:t>
+              <w:t>{{ seal_no }}</w:t>
             </w:r>
           </w:p>
         </w:tc>
@@ -702,11 +695,9 @@
             </w:tcBorders>
           </w:tcPr>
           <w:p>
-            <w:pPr>
-              <w:spacing w:after="0" w:line="259" w:lineRule="auto"/>
-              <w:ind w:left="86" w:firstLine="0"/>
-              <w:jc w:val="left"/>
-            </w:pPr>
+            <w:r>
+              <w:t>{{ truck_no }}</w:t>
+            </w:r>
           </w:p>
         </w:tc>
         <w:tc>
@@ -720,11 +711,9 @@
             </w:tcBorders>
           </w:tcPr>
           <w:p>
-            <w:pPr>
-              <w:spacing w:after="0" w:line="259" w:lineRule="auto"/>
-              <w:ind w:left="86" w:firstLine="0"/>
-              <w:jc w:val="left"/>
-            </w:pPr>
+            <w:r>
+              <w:t>{{ container_size }}</w:t>
+            </w:r>
           </w:p>
         </w:tc>
         <w:tc>
@@ -738,11 +727,9 @@
             </w:tcBorders>
           </w:tcPr>
           <w:p>
-            <w:pPr>
-              <w:spacing w:after="0" w:line="259" w:lineRule="auto"/>
-              <w:ind w:left="99" w:firstLine="0"/>
-              <w:jc w:val="center"/>
-            </w:pPr>
+            <w:r>
+              <w:t>{{ total_packages }}</w:t>
+            </w:r>
           </w:p>
         </w:tc>
       </w:tr>
